--- a/p7.docx
+++ b/p7.docx
@@ -4,6 +4,9 @@
   <w:body>
     <w:p>
       <w:r>
+        <w:rPr>
+          <w:noProof/>
+        </w:rPr>
         <w:drawing>
           <wp:inline distT="0" distB="0" distL="0" distR="0" wp14:anchorId="32A23C76" wp14:editId="5FF54CB7">
             <wp:extent cx="5612130" cy="3516630"/>
@@ -113,10 +116,7 @@
               <w:cnfStyle w:val="100000000000" w:firstRow="1" w:lastRow="0" w:firstColumn="0" w:lastColumn="0" w:oddVBand="0" w:evenVBand="0" w:oddHBand="0" w:evenHBand="0" w:firstRowFirstColumn="0" w:firstRowLastColumn="0" w:lastRowFirstColumn="0" w:lastRowLastColumn="0"/>
             </w:pPr>
             <w:r>
-              <w:t>Agenda Web</w:t>
-            </w:r>
-            <w:r>
-              <w:t xml:space="preserve"> (a medida)</w:t>
+              <w:t>Agenda Web (a medida)</w:t>
             </w:r>
           </w:p>
         </w:tc>
@@ -409,8 +409,72 @@
       <w:pPr>
         <w:jc w:val="both"/>
       </w:pPr>
+    </w:p>
+    <w:p>
+      <w:pPr>
+        <w:jc w:val="both"/>
+      </w:pPr>
+    </w:p>
+    <w:p>
+      <w:pPr>
+        <w:jc w:val="both"/>
+      </w:pPr>
+    </w:p>
+    <w:p>
+      <w:pPr>
+        <w:jc w:val="both"/>
+      </w:pPr>
+    </w:p>
+    <w:p>
+      <w:pPr>
+        <w:jc w:val="both"/>
+        <w:rPr>
+          <w:b/>
+          <w:bCs/>
+        </w:rPr>
+      </w:pPr>
+      <w:r>
+        <w:rPr>
+          <w:b/>
+          <w:bCs/>
+        </w:rPr>
+        <w:lastRenderedPageBreak/>
+        <w:t>Caso a medida</w:t>
+      </w:r>
+    </w:p>
+    <w:p>
+      <w:pPr>
+        <w:jc w:val="both"/>
+      </w:pPr>
       <w:r>
         <w:t>Para un proyecto como crear un sitio web profesional yo elegiría agenda web a medida ya que permite realizar una modificación y adaptación completa a nuestros propios criterios. Aunque para eso exige poseer conocimiento técnico de como hacer sitios web</w:t>
+      </w:r>
+      <w:r>
+        <w:t>.</w:t>
+      </w:r>
+    </w:p>
+    <w:p>
+      <w:pPr>
+        <w:jc w:val="both"/>
+        <w:rPr>
+          <w:b/>
+          <w:bCs/>
+        </w:rPr>
+      </w:pPr>
+      <w:r>
+        <w:rPr>
+          <w:b/>
+          <w:bCs/>
+        </w:rPr>
+        <w:t xml:space="preserve">Caso en WordPress </w:t>
+      </w:r>
+    </w:p>
+    <w:p>
+      <w:pPr>
+        <w:jc w:val="both"/>
+      </w:pPr>
+      <w:r>
+        <w:t>Para un proyecto como crear un sitio web de practicas de una materia yo elegiría WordPress ya que permite realizar el sitio web con facilidad y sin necesidad de poseer conocimientos técnicos. Al utilizar un enfoque sin programación la brecha de aprendizaje es mas corta</w:t>
       </w:r>
     </w:p>
     <w:sectPr>
@@ -1026,6 +1090,7 @@
   <w:style w:type="character" w:default="1" w:styleId="Fuentedeprrafopredeter">
     <w:name w:val="Default Paragraph Font"/>
     <w:uiPriority w:val="1"/>
+    <w:semiHidden/>
     <w:unhideWhenUsed/>
   </w:style>
   <w:style w:type="table" w:default="1" w:styleId="Tablanormal">
